--- a/docs/guides/COMMONS.docx
+++ b/docs/guides/COMMONS.docx
@@ -5049,7 +5049,7 @@
         <w:rPr>
           <w:rStyle w:val="CommentTok"/>
         </w:rPr>
-        <w:t xml:space="preserve">// default HTTP listen port (per-flavor, 70XXX range)</w:t>
+        <w:t xml:space="preserve">// default HTTP listen port (per-flavor, 24XXX range — e.g. pherald 24791, sherald 24793; 0 = CLI-only)</w:t>
       </w:r>
       <w:r>
         <w:br/>
